--- a/secciones/negocio/documento/Mallplaza_Negocio_ES.docx
+++ b/secciones/negocio/documento/Mallplaza_Negocio_ES.docx
@@ -203,7 +203,8 @@
           </w:tcPr>
           <w:p>
             <w:pPr>
-              <w:spacing w:after="30" w:before="20" w:line="228" w:lineRule="auto"/>
+              <w:keepLines/>
+              <w:spacing w:after="20" w:before="20" w:line="240" w:lineRule="auto"/>
             </w:pPr>
             <w:r>
               <w:rPr>
@@ -225,15 +226,13 @@
               </w:rPr>
               <w:t xml:space="preserve">GLA por país (2T26) e ingresos por fuente (UDM a jun-2026)</w:t>
             </w:r>
-          </w:p>
-          <w:p>
-            <w:pPr>
-              <w:spacing w:after="20" w:before="0" w:line="240" w:lineRule="auto"/>
-            </w:pPr>
+            <w:r>
+              <w:br/>
+            </w:r>
             <w:r>
               <w:drawing>
                 <wp:inline distT="0" distB="0" distL="0" distR="0">
-                  <wp:extent cx="2257425" cy="3105150"/>
+                  <wp:extent cx="2257425" cy="4124325"/>
                   <wp:effectExtent t="0" r="0" b="0" l="0"/>
                   <wp:docPr id="1" name="" descr="" title=""/>
                   <wp:cNvGraphicFramePr>
@@ -258,7 +257,7 @@
                         <pic:spPr bwMode="auto">
                           <a:xfrm>
                             <a:off x="0" y="0"/>
-                            <a:ext cx="2257425" cy="3105150"/>
+                            <a:ext cx="2257425" cy="4124325"/>
                           </a:xfrm>
                           <a:prstGeom prst="rect">
                             <a:avLst/>
@@ -270,11 +269,9 @@
                 </wp:inline>
               </w:drawing>
             </w:r>
-          </w:p>
-          <w:p>
-            <w:pPr>
-              <w:spacing w:after="0" w:before="10" w:line="216" w:lineRule="auto"/>
-            </w:pPr>
+            <w:r>
+              <w:br/>
+            </w:r>
             <w:r>
               <w:rPr>
                 <w:rFonts w:ascii="Arial" w:cs="Arial" w:eastAsia="Arial" w:hAnsi="Arial"/>
